--- a/Deee-Cml/E202-Phi.docx
+++ b/Deee-Cml/E202-Phi.docx
@@ -4,27 +4,13 @@
   <w:body>
     <w:p>
       <w:pPr>
-        <w:spacing w:before="3120"/>
-        <w:jc w:val="center"/>
-        <w:rPr>
-          <w:rFonts w:ascii="Gentium" w:hAnsi="Gentium" w:cs="Gentium"/>
-          <w:i/>
-          <w:iCs/>
-          <w:noProof/>
-          <w:sz w:val="28"/>
-          <w:szCs w:val="28"/>
-        </w:rPr>
+        <w:pStyle w:val="OxyrhynchusBodyText"/>
       </w:pPr>
       <w:r>
-        <w:rPr>
-          <w:rFonts w:ascii="Gentium" w:hAnsi="Gentium" w:cs="Gentium"/>
-          <w:i/>
-          <w:iCs/>
-          <w:noProof/>
-          <w:sz w:val="28"/>
-          <w:szCs w:val="28"/>
-        </w:rPr>
-        <w:t>There is no extant Greek version of this book.</w:t>
+        <w:t>There is no known extant Greek or Latin text for this book.</w:t>
+      </w:r>
+      <w:r>
+        <w:t xml:space="preserve"> </w:t>
       </w:r>
     </w:p>
     <w:sectPr>
@@ -1296,20 +1282,18 @@
     <w:basedOn w:val="Normal"/>
     <w:link w:val="OxyrhynchusBodyTextChar"/>
     <w:autoRedefine/>
-    <w:rsid w:val="00677DAE"/>
+    <w:rsid w:val="004616E3"/>
     <w:pPr>
-      <w:spacing w:before="120"/>
-      <w:jc w:val="both"/>
+      <w:spacing w:before="1200"/>
+      <w:jc w:val="center"/>
     </w:pPr>
     <w:rPr>
-      <w:rFonts w:ascii="Gentium" w:hAnsi="Gentium"/>
+      <w:rFonts w:ascii="Gentium" w:hAnsi="Gentium" w:cs="Gentium"/>
       <w:i/>
       <w:iCs/>
       <w:noProof/>
-      <w:color w:val="003300"/>
       <w:sz w:val="28"/>
       <w:szCs w:val="28"/>
-      <w:lang w:val="el-GR"/>
     </w:rPr>
   </w:style>
   <w:style w:type="paragraph" w:customStyle="1" w:styleId="OxyrhynchusHeader">
@@ -1317,9 +1301,6 @@
     <w:basedOn w:val="OxyrhynchusBodyText"/>
     <w:next w:val="OxyrhynchusBodyText"/>
     <w:rsid w:val="00677DAE"/>
-    <w:pPr>
-      <w:jc w:val="center"/>
-    </w:pPr>
     <w:rPr>
       <w:color w:val="000000"/>
       <w:sz w:val="32"/>
@@ -1341,16 +1322,15 @@
     <w:name w:val="Oxyrhynchus Body Text Char"/>
     <w:basedOn w:val="DefaultParagraphFont"/>
     <w:link w:val="OxyrhynchusBodyText"/>
-    <w:rsid w:val="00677DAE"/>
+    <w:rsid w:val="004616E3"/>
     <w:rPr>
-      <w:rFonts w:ascii="Gentium" w:hAnsi="Gentium"/>
+      <w:rFonts w:ascii="Gentium" w:hAnsi="Gentium" w:cs="Gentium"/>
       <w:i/>
       <w:iCs/>
       <w:noProof/>
-      <w:color w:val="003300"/>
       <w:sz w:val="28"/>
       <w:szCs w:val="28"/>
-      <w:lang w:val="el-GR" w:eastAsia="en-US" w:bidi="he-IL"/>
+      <w:lang w:eastAsia="en-US"/>
     </w:rPr>
   </w:style>
   <w:style w:type="character" w:customStyle="1" w:styleId="OxyrhynchusNumberingChar">
@@ -1359,7 +1339,7 @@
     <w:link w:val="OxyrhynchusNumbering"/>
     <w:rsid w:val="00677DAE"/>
     <w:rPr>
-      <w:rFonts w:ascii="Gentium" w:hAnsi="Gentium"/>
+      <w:rFonts w:ascii="Gentium" w:hAnsi="Gentium" w:cs="Gentium"/>
       <w:i/>
       <w:iCs/>
       <w:noProof/>
